--- a/08_Software_Test_Plan.docx
+++ b/08_Software_Test_Plan.docx
@@ -9,9 +9,8 @@
       </w:pPr>
       <w:r>
         <w:rPr>
-          <w:rFonts w:ascii="Times New Roman" w:hAnsi="Times New Roman" w:eastAsia="Times New Roman"/>
+          <w:rFonts w:ascii="Times New Roman" w:hAnsi="Times New Roman"/>
           <w:b/>
-          <w:color w:val="000000"/>
           <w:sz w:val="32"/>
         </w:rPr>
         <w:t>EVENT MANAGEMENT SYSTEM</w:t>
@@ -24,9 +23,8 @@
       </w:pPr>
       <w:r>
         <w:rPr>
-          <w:rFonts w:ascii="Times New Roman" w:hAnsi="Times New Roman" w:eastAsia="Times New Roman"/>
+          <w:rFonts w:ascii="Times New Roman" w:hAnsi="Times New Roman"/>
           <w:b/>
-          <w:color w:val="000000"/>
           <w:sz w:val="26"/>
         </w:rPr>
         <w:t>8. Software Test Plan</w:t>
@@ -39,8 +37,7 @@
       </w:pPr>
       <w:r>
         <w:rPr>
-          <w:rFonts w:ascii="Times New Roman" w:hAnsi="Times New Roman" w:eastAsia="Times New Roman"/>
-          <w:color w:val="000000"/>
+          <w:rFonts w:ascii="Times New Roman" w:hAnsi="Times New Roman"/>
           <w:sz w:val="22"/>
         </w:rPr>
         <w:t>Team E7</w:t>
@@ -52,6 +49,10 @@
         <w:jc w:val="center"/>
       </w:pPr>
       <w:r>
+        <w:rPr>
+          <w:rFonts w:ascii="Times New Roman" w:hAnsi="Times New Roman"/>
+          <w:sz w:val="22"/>
+        </w:rPr>
         <w:t>Saketh Narayanam – PES1UG24CS292 | Neeraj R Gowda – PES1UG24CS295 | Likhith Reddy M – PES1UG24CS282 | N. Adil Ahmed – PES1UG24CS285</w:t>
       </w:r>
     </w:p>
@@ -107,11 +108,10 @@
       </w:pPr>
       <w:r>
         <w:rPr>
-          <w:rFonts w:ascii="Times New Roman" w:hAnsi="Times New Roman" w:eastAsia="Times New Roman"/>
-          <w:color w:val="000000"/>
+          <w:rFonts w:ascii="Times New Roman" w:hAnsi="Times New Roman"/>
           <w:sz w:val="23"/>
         </w:rPr>
-        <w:t>Testing will be carried out as the features are completed. For each test, the requirement, input or steps, expected result, and actual result will be recorded. If a problem is found, it will be recorded, fixed, and tested again.</w:t>
+        <w:t>Testing will be carried out as the features are completed. Each test will record the related requirement, test steps or input, expected result, actual result, and status. Defects will be recorded, fixed, and retested.</w:t>
       </w:r>
     </w:p>
     <w:p>
@@ -233,11 +233,10 @@
       </w:pPr>
       <w:r>
         <w:rPr>
-          <w:rFonts w:ascii="Times New Roman" w:hAnsi="Times New Roman" w:eastAsia="Times New Roman"/>
-          <w:color w:val="000000"/>
+          <w:rFonts w:ascii="Times New Roman" w:hAnsi="Times New Roman"/>
           <w:sz w:val="23"/>
         </w:rPr>
-        <w:t>• Reports and registration information</w:t>
+        <w:t>• Registration reports and system-level registration information</w:t>
       </w:r>
     </w:p>
     <w:p>
@@ -385,11 +384,10 @@
       </w:pPr>
       <w:r>
         <w:rPr>
-          <w:rFonts w:ascii="Times New Roman" w:hAnsi="Times New Roman" w:eastAsia="Times New Roman"/>
-          <w:color w:val="000000"/>
+          <w:rFonts w:ascii="Times New Roman" w:hAnsi="Times New Roman"/>
           <w:sz w:val="23"/>
         </w:rPr>
-        <w:t>Security testing will cover authentication, authorization, password protection, input validation, session handling, access control, and common web vulnerabilities such as injection and cross-site scripting.</w:t>
+        <w:t>Security validation will cover SEC-01 to SEC-05, including authentication, authorization, password protection, input validation, session handling, access control, and common web vulnerabilities such as injection and cross-site scripting. Security checks shall be traced to TC-02, TC-09, TC-11, TC-15, TC-16, and TC-18.</w:t>
       </w:r>
     </w:p>
     <w:p>
@@ -768,6 +766,37 @@
         <w:t>Each defect should include a short description, the affected requirement, steps to reproduce it, the expected and actual results, severity, and status. After a fix, the original test should be repeated and related features should be checked again.</w:t>
       </w:r>
     </w:p>
+    <w:p>
+      <w:pPr/>
+      <w:r>
+        <w:rPr>
+          <w:rFonts w:ascii="Times New Roman" w:hAnsi="Times New Roman"/>
+          <w:b/>
+          <w:sz w:val="25"/>
+        </w:rPr>
+        <w:t>5.2 Requirements Traceability</w:t>
+      </w:r>
+    </w:p>
+    <w:p>
+      <w:r>
+        <w:rPr>
+          <w:rFonts w:ascii="Times New Roman" w:hAnsi="Times New Roman"/>
+          <w:sz w:val="23"/>
+        </w:rPr>
+        <w:t>The Test Plan is traced to the SRS through the Requirements Traceability Matrix. Functional requirements FR-01 to FR-11, non-functional requirements NFR-01 to NFR-07, and security requirements SEC-01 to SEC-05 are linked to one or more test cases.</w:t>
+      </w:r>
+    </w:p>
+    <w:p>
+      <w:pPr/>
+      <w:r>
+        <w:rPr>
+          <w:rFonts w:ascii="Times New Roman" w:hAnsi="Times New Roman"/>
+          <w:b/>
+          <w:sz w:val="28"/>
+        </w:rPr>
+        <w:t>6. Features to be Tested</w:t>
+      </w:r>
+    </w:p>
     <w:sectPr>
       <w:headerReference w:type="default" r:id="rId9"/>
       <w:footerReference w:type="default" r:id="rId10"/>
